--- a/IEC-62443/CSW-IEC62443-Compliance-Report.docx
+++ b/IEC-62443/CSW-IEC62443-Compliance-Report.docx
@@ -10,7 +10,7 @@
         <w:t xml:space="preserve">Cisco Secure Workload - IEC 62443 Compliance Report</w:t>
       </w:r>
     </w:p>
-    <w:bookmarkStart w:id="17" w:name="X0c1d5c09728ec4a30bdab69422284fc6cc95ce9"/>
+    <w:bookmarkStart w:id="22" w:name="X0c1d5c09728ec4a30bdab69422284fc6cc95ce9"/>
     <w:p>
       <w:pPr>
         <w:pStyle w:val="Heading1"/>
@@ -59,7 +59,7 @@
         <w:t xml:space="preserve"> </w:t>
       </w:r>
       <w:r>
-        <w:t xml:space="preserve">Industrial, manufacturing, energy, utilities, and OT security teams designing zones and conduits.</w:t>
+        <w:t xml:space="preserve">Industrial, manufacturing, energy, utilities, transportation, and pharmaceutical operators and integrators applying IEC 62443 zones and conduits architecture.</w:t>
       </w:r>
       <w:r>
         <w:br/>
@@ -75,7 +75,7 @@
         <w:t xml:space="preserve"> </w:t>
       </w:r>
       <w:r>
-        <w:t xml:space="preserve">Zones and conduits segmentation, IT-side OT boundary hardening, SR control evidence, and complementary OT device visibility.</w:t>
+        <w:t xml:space="preserve">IT-side workload segmentation that aligns with zones and conduits architecture; the OT device-layer SR controls are addressed by an OT-native product (Cyber Vision, Claroty, Nozomi).</w:t>
       </w:r>
     </w:p>
     <w:p>
@@ -86,12 +86,96 @@
       </w:r>
     </w:p>
     <w:bookmarkEnd w:id="9"/>
-    <w:bookmarkStart w:id="10" w:name="executive-summary"/>
+    <w:bookmarkStart w:id="10" w:name="framework-version-note"/>
     <w:p>
       <w:pPr>
         <w:pStyle w:val="Heading2"/>
       </w:pPr>
       <w:r>
+        <w:t xml:space="preserve">Framework Version Note</w:t>
+      </w:r>
+    </w:p>
+    <w:p>
+      <w:pPr>
+        <w:pStyle w:val="FirstParagraph"/>
+      </w:pPr>
+      <w:r>
+        <w:t xml:space="preserve">IEC 62443 is a multi-part series (e.g. 62443-2-1 for IACS security programmes, 62443-3-2 for zones and conduits / risk assessment, 62443-3-3 for system security requirements, 62443-4-2 for component requirements). This report focuses on the zones-and-conduits and system-security-requirement themes; cite the specific part and edition relevant to the customer’s certification scope.</w:t>
+      </w:r>
+    </w:p>
+    <w:bookmarkEnd w:id="10"/>
+    <w:bookmarkStart w:id="11" w:name="csw-ui-navigation-note"/>
+    <w:p>
+      <w:pPr>
+        <w:pStyle w:val="Heading2"/>
+      </w:pPr>
+      <w:r>
+        <w:t xml:space="preserve">CSW UI Navigation Note</w:t>
+      </w:r>
+    </w:p>
+    <w:p>
+      <w:pPr>
+        <w:pStyle w:val="FirstParagraph"/>
+      </w:pPr>
+      <w:r>
+        <w:t xml:space="preserve">Cisco does not yet publish framework-specific CSW UI navigation for this standard; framework-specific navigation is on the product roadmap. This report references CSW</w:t>
+      </w:r>
+      <w:r>
+        <w:t xml:space="preserve"> </w:t>
+      </w:r>
+      <w:r>
+        <w:rPr>
+          <w:i/>
+          <w:iCs/>
+        </w:rPr>
+        <w:t xml:space="preserve">capabilities</w:t>
+      </w:r>
+      <w:r>
+        <w:t xml:space="preserve"> </w:t>
+      </w:r>
+      <w:r>
+        <w:t xml:space="preserve">and the</w:t>
+      </w:r>
+      <w:r>
+        <w:t xml:space="preserve"> </w:t>
+      </w:r>
+      <w:r>
+        <w:rPr>
+          <w:i/>
+          <w:iCs/>
+        </w:rPr>
+        <w:t xml:space="preserve">evidence artifacts</w:t>
+      </w:r>
+      <w:r>
+        <w:t xml:space="preserve"> </w:t>
+      </w:r>
+      <w:r>
+        <w:t xml:space="preserve">they produce. The technical runbook (</w:t>
+      </w:r>
+      <w:r>
+        <w:rPr>
+          <w:rStyle w:val="VerbatimChar"/>
+        </w:rPr>
+        <w:t xml:space="preserve">CSW-IEC-62443-Technical-Runbook.md</w:t>
+      </w:r>
+      <w:r>
+        <w:t xml:space="preserve">) in this folder contains the deeper engineering detail.</w:t>
+      </w:r>
+    </w:p>
+    <w:p>
+      <w:r>
+        <w:pict>
+          <v:rect style="width:0;height:1.5pt" o:hralign="center" o:hrstd="t" o:hr="t"/>
+        </w:pict>
+      </w:r>
+    </w:p>
+    <w:bookmarkEnd w:id="11"/>
+    <w:bookmarkStart w:id="12" w:name="executive-summary"/>
+    <w:p>
+      <w:pPr>
+        <w:pStyle w:val="Heading2"/>
+      </w:pPr>
+      <w:r>
         <w:t xml:space="preserve">Executive Summary</w:t>
       </w:r>
     </w:p>
@@ -100,7 +184,7 @@
         <w:pStyle w:val="FirstParagraph"/>
       </w:pPr>
       <w:r>
-        <w:t xml:space="preserve">Cisco Secure Workload (CSW) can support this framework by producing workload-level evidence for inventory, application dependency mapping, segmentation design, policy simulation, vulnerability context, and incident investigation. The strongest customer story is not that CSW</w:t>
+        <w:t xml:space="preserve">Cisco Secure Workload (CSW) supports a defined subset of this framework. The strongest customer story is not that CSW</w:t>
       </w:r>
       <w:r>
         <w:t xml:space="preserve"> </w:t>
@@ -112,11 +196,43 @@
         <w:t xml:space="preserve"> </w:t>
       </w:r>
       <w:r>
-        <w:t xml:space="preserve">compliance; it is that CSW turns workload communication into evidence that control owners, assessors, and technical teams can review.</w:t>
-      </w:r>
-    </w:p>
-    <w:bookmarkEnd w:id="10"/>
-    <w:bookmarkStart w:id="11" w:name="suggested-csw-scope-pattern"/>
+        <w:t xml:space="preserve">compliance; it is that CSW turns workload communication and inventory into evidence that the customer, the customer’s compliance team, and the customer’s assessor can review. This report describes which framework topics CSW supports, which it does not, what evidence artifacts CSW produces, and how often the customer should collect them. CSW does</w:t>
+      </w:r>
+      <w:r>
+        <w:t xml:space="preserve"> </w:t>
+      </w:r>
+      <w:r>
+        <w:rPr>
+          <w:b/>
+          <w:bCs/>
+        </w:rPr>
+        <w:t xml:space="preserve">not</w:t>
+      </w:r>
+      <w:r>
+        <w:t xml:space="preserve"> </w:t>
+      </w:r>
+      <w:r>
+        <w:t xml:space="preserve">replace the customer’s governance, policy, or assessor judgement, and this report is</w:t>
+      </w:r>
+      <w:r>
+        <w:t xml:space="preserve"> </w:t>
+      </w:r>
+      <w:r>
+        <w:rPr>
+          <w:b/>
+          <w:bCs/>
+        </w:rPr>
+        <w:t xml:space="preserve">not</w:t>
+      </w:r>
+      <w:r>
+        <w:t xml:space="preserve"> </w:t>
+      </w:r>
+      <w:r>
+        <w:t xml:space="preserve">a control attestation.</w:t>
+      </w:r>
+    </w:p>
+    <w:bookmarkEnd w:id="12"/>
+    <w:bookmarkStart w:id="13" w:name="suggested-csw-scope-pattern"/>
     <w:p>
       <w:pPr>
         <w:pStyle w:val="Heading2"/>
@@ -127,7 +243,7 @@
     </w:p>
     <w:p>
       <w:pPr>
-        <w:pStyle w:val="FirstParagraph"/>
+        <w:pStyle w:val="SourceCode"/>
       </w:pPr>
       <w:r>
         <w:rPr>
@@ -136,97 +252,58 @@
         <w:t xml:space="preserve">IEC-62443</w:t>
       </w:r>
       <w:r>
-        <w:t xml:space="preserve"> </w:t>
-      </w:r>
-      <w:r>
-        <w:t xml:space="preserve">&gt;</w:t>
-      </w:r>
-      <w:r>
-        <w:t xml:space="preserve"> </w:t>
+        <w:br/>
       </w:r>
       <w:r>
         <w:rPr>
           <w:rStyle w:val="VerbatimChar"/>
         </w:rPr>
-        <w:t xml:space="preserve">IT-OT-Boundary</w:t>
-      </w:r>
-      <w:r>
-        <w:t xml:space="preserve">,</w:t>
-      </w:r>
-      <w:r>
-        <w:t xml:space="preserve"> </w:t>
+        <w:t xml:space="preserve">├── IT-Side-Zones (Enterprise-Zone, Operations-Zone-IT-Side)</w:t>
+      </w:r>
+      <w:r>
+        <w:br/>
       </w:r>
       <w:r>
         <w:rPr>
           <w:rStyle w:val="VerbatimChar"/>
         </w:rPr>
-        <w:t xml:space="preserve">Industrial-DMZ</w:t>
-      </w:r>
-      <w:r>
-        <w:t xml:space="preserve">,</w:t>
-      </w:r>
-      <w:r>
-        <w:t xml:space="preserve"> </w:t>
+        <w:t xml:space="preserve">├── IT-OT-DMZ-IT-Side (Historians, Engineering-Workstations, Jump-Hosts, Patch-Servers, Asset-Servers)</w:t>
+      </w:r>
+      <w:r>
+        <w:br/>
       </w:r>
       <w:r>
         <w:rPr>
           <w:rStyle w:val="VerbatimChar"/>
         </w:rPr>
-        <w:t xml:space="preserve">Jump-Hosts</w:t>
-      </w:r>
-      <w:r>
-        <w:t xml:space="preserve">,</w:t>
-      </w:r>
-      <w:r>
-        <w:t xml:space="preserve"> </w:t>
+        <w:t xml:space="preserve">├── Conduits (observed IT-side endpoints of every IT-OT conduit)</w:t>
+      </w:r>
+      <w:r>
+        <w:br/>
       </w:r>
       <w:r>
         <w:rPr>
           <w:rStyle w:val="VerbatimChar"/>
         </w:rPr>
-        <w:t xml:space="preserve">Engineering-Workstations</w:t>
-      </w:r>
-      <w:r>
-        <w:t xml:space="preserve">,</w:t>
-      </w:r>
-      <w:r>
-        <w:t xml:space="preserve"> </w:t>
-      </w:r>
-      <w:r>
-        <w:rPr>
-          <w:rStyle w:val="VerbatimChar"/>
-        </w:rPr>
-        <w:t xml:space="preserve">Historians</w:t>
-      </w:r>
-      <w:r>
-        <w:t xml:space="preserve">,</w:t>
-      </w:r>
-      <w:r>
-        <w:t xml:space="preserve"> </w:t>
-      </w:r>
-      <w:r>
-        <w:rPr>
-          <w:rStyle w:val="VerbatimChar"/>
-        </w:rPr>
-        <w:t xml:space="preserve">Vendor-Access</w:t>
-      </w:r>
-    </w:p>
-    <w:p>
-      <w:pPr>
-        <w:pStyle w:val="BodyText"/>
+        <w:t xml:space="preserve">└── OT-Side-Zones (NOT instrumented; observed via conduit endpoints)</w:t>
+      </w:r>
+    </w:p>
+    <w:p>
+      <w:pPr>
+        <w:pStyle w:val="FirstParagraph"/>
       </w:pPr>
       <w:r>
         <w:t xml:space="preserve">This scope pattern should be validated with the customer’s architecture, application owners, compliance team, and assessor before it is used for formal evidence.</w:t>
       </w:r>
     </w:p>
-    <w:bookmarkEnd w:id="11"/>
-    <w:bookmarkStart w:id="12" w:name="outcomes-csw-can-support"/>
+    <w:bookmarkEnd w:id="13"/>
+    <w:bookmarkStart w:id="14" w:name="in-scope-for-csw-evidence"/>
     <w:p>
       <w:pPr>
         <w:pStyle w:val="Heading2"/>
       </w:pPr>
       <w:r>
-        <w:t xml:space="preserve">Outcomes CSW Can Support</w:t>
+        <w:t xml:space="preserve">In Scope for CSW Evidence</w:t>
       </w:r>
     </w:p>
     <w:p>
@@ -238,7 +315,7 @@
         </w:numPr>
       </w:pPr>
       <w:r>
-        <w:t xml:space="preserve">Map IT-side workloads that participate in OT access paths.</w:t>
+        <w:t xml:space="preserve">Zone definition (IT side) and IT-side conduit endpoints</w:t>
       </w:r>
     </w:p>
     <w:p>
@@ -250,7 +327,7 @@
         </w:numPr>
       </w:pPr>
       <w:r>
-        <w:t xml:space="preserve">Document conduit-like communication between industrial support systems.</w:t>
+        <w:t xml:space="preserve">Foundational Requirement-aligned themes on the IT side: Identification and Authentication Control (FR1), Use Control (FR2), System Integrity / monitoring (FR3 / FR6), Data Confidentiality (detection, FR4), Restricted Data Flow (FR5)</w:t>
       </w:r>
     </w:p>
     <w:p>
@@ -262,7 +339,7 @@
         </w:numPr>
       </w:pPr>
       <w:r>
-        <w:t xml:space="preserve">Identify unexpected lateral movement paths near the OT boundary.</w:t>
+        <w:t xml:space="preserve">Network architecture evidence on the IT side</w:t>
       </w:r>
     </w:p>
     <w:p>
@@ -274,17 +351,29 @@
         </w:numPr>
       </w:pPr>
       <w:r>
-        <w:t xml:space="preserve">Package SR-aligned segmentation and monitoring evidence.</w:t>
-      </w:r>
-    </w:p>
-    <w:bookmarkEnd w:id="12"/>
-    <w:bookmarkStart w:id="13" w:name="evidence-package"/>
+        <w:t xml:space="preserve">Vulnerability management with reachability context</w:t>
+      </w:r>
+    </w:p>
+    <w:p>
+      <w:pPr>
+        <w:pStyle w:val="Compact"/>
+        <w:numPr>
+          <w:ilvl w:val="0"/>
+          <w:numId w:val="1001"/>
+        </w:numPr>
+      </w:pPr>
+      <w:r>
+        <w:t xml:space="preserve">Incident response - IT-side forensic input</w:t>
+      </w:r>
+    </w:p>
+    <w:bookmarkEnd w:id="14"/>
+    <w:bookmarkStart w:id="15" w:name="Xaed999129ed4b1f11f99b5af2968248bad86dd6"/>
     <w:p>
       <w:pPr>
         <w:pStyle w:val="Heading2"/>
       </w:pPr>
       <w:r>
-        <w:t xml:space="preserve">Evidence Package</w:t>
+        <w:t xml:space="preserve">Out of Scope (Must Be Evidenced by Other Controls / Tools / Processes)</w:t>
       </w:r>
     </w:p>
     <w:p>
@@ -296,7 +385,7 @@
         </w:numPr>
       </w:pPr>
       <w:r>
-        <w:t xml:space="preserve">Zone and conduit workload inventory</w:t>
+        <w:t xml:space="preserve">Component-level (FR / SR) requirements on OT devices (PLC, RTU, IED, HMI)</w:t>
       </w:r>
     </w:p>
     <w:p>
@@ -308,7 +397,7 @@
         </w:numPr>
       </w:pPr>
       <w:r>
-        <w:t xml:space="preserve">IT/OT boundary flow summary</w:t>
+        <w:t xml:space="preserve">OT protocol inspection and OT change management</w:t>
       </w:r>
     </w:p>
     <w:p>
@@ -320,7 +409,7 @@
         </w:numPr>
       </w:pPr>
       <w:r>
-        <w:t xml:space="preserve">Jump host and vendor-access dependency map</w:t>
+        <w:t xml:space="preserve">Physical security and personnel controls</w:t>
       </w:r>
     </w:p>
     <w:p>
@@ -332,7 +421,7 @@
         </w:numPr>
       </w:pPr>
       <w:r>
-        <w:t xml:space="preserve">Policy candidate and exception register</w:t>
+        <w:t xml:space="preserve">Cryptography enforcement on OT links</w:t>
       </w:r>
     </w:p>
     <w:p>
@@ -344,11 +433,628 @@
         </w:numPr>
       </w:pPr>
       <w:r>
-        <w:t xml:space="preserve">Cannot-instrument OT device layer notes</w:t>
-      </w:r>
-    </w:p>
-    <w:bookmarkEnd w:id="13"/>
-    <w:bookmarkStart w:id="14" w:name="pov-workshop-approach"/>
+        <w:t xml:space="preserve">Safety system controls</w:t>
+      </w:r>
+    </w:p>
+    <w:bookmarkEnd w:id="15"/>
+    <w:bookmarkStart w:id="16" w:name="framework-topic-csw-capability-map"/>
+    <w:p>
+      <w:pPr>
+        <w:pStyle w:val="Heading2"/>
+      </w:pPr>
+      <w:r>
+        <w:t xml:space="preserve">Framework Topic → CSW Capability Map</w:t>
+      </w:r>
+    </w:p>
+    <w:tbl>
+      <w:tblPr>
+        <w:tblStyle w:val="Table"/>
+        <w:tblW w:type="pct" w:w="5000"/>
+        <w:tblLayout w:type="fixed"/>
+        <w:tblLook w:firstRow="1" w:lastRow="0" w:firstColumn="0" w:lastColumn="0" w:noHBand="0" w:noVBand="0" w:val="0020"/>
+      </w:tblPr>
+      <w:tblGrid>
+        <w:gridCol w:w="2640"/>
+        <w:gridCol w:w="2640"/>
+        <w:gridCol w:w="2640"/>
+      </w:tblGrid>
+      <w:tr>
+        <w:trPr>
+          <w:tblHeader w:val="on"/>
+        </w:trPr>
+        <w:tc>
+          <w:tcPr/>
+          <w:p>
+            <w:pPr>
+              <w:pStyle w:val="Compact"/>
+            </w:pPr>
+            <w:r>
+              <w:t xml:space="preserve">Framework topic</w:t>
+            </w:r>
+          </w:p>
+        </w:tc>
+        <w:tc>
+          <w:tcPr/>
+          <w:p>
+            <w:pPr>
+              <w:pStyle w:val="Compact"/>
+            </w:pPr>
+            <w:r>
+              <w:t xml:space="preserve">CSW capability</w:t>
+            </w:r>
+          </w:p>
+        </w:tc>
+        <w:tc>
+          <w:tcPr/>
+          <w:p>
+            <w:pPr>
+              <w:pStyle w:val="Compact"/>
+            </w:pPr>
+            <w:r>
+              <w:t xml:space="preserve">Evidence artifact</w:t>
+            </w:r>
+          </w:p>
+        </w:tc>
+      </w:tr>
+      <w:tr>
+        <w:tc>
+          <w:tcPr/>
+          <w:p>
+            <w:pPr>
+              <w:pStyle w:val="Compact"/>
+            </w:pPr>
+            <w:r>
+              <w:t xml:space="preserve">Zone and conduit architecture (IT side)</w:t>
+            </w:r>
+          </w:p>
+        </w:tc>
+        <w:tc>
+          <w:tcPr/>
+          <w:p>
+            <w:pPr>
+              <w:pStyle w:val="Compact"/>
+            </w:pPr>
+            <w:r>
+              <w:t xml:space="preserve">Scope architecture mirroring zones; policy workspace as conduit allowlist</w:t>
+            </w:r>
+          </w:p>
+        </w:tc>
+        <w:tc>
+          <w:tcPr/>
+          <w:p>
+            <w:pPr>
+              <w:pStyle w:val="Compact"/>
+            </w:pPr>
+            <w:r>
+              <w:t xml:space="preserve">Workspace snapshot + observed conduit flow report</w:t>
+            </w:r>
+          </w:p>
+        </w:tc>
+      </w:tr>
+      <w:tr>
+        <w:tc>
+          <w:tcPr/>
+          <w:p>
+            <w:pPr>
+              <w:pStyle w:val="Compact"/>
+            </w:pPr>
+            <w:r>
+              <w:t xml:space="preserve">Restricted Data Flow (FR5, IT side)</w:t>
+            </w:r>
+          </w:p>
+        </w:tc>
+        <w:tc>
+          <w:tcPr/>
+          <w:p>
+            <w:pPr>
+              <w:pStyle w:val="Compact"/>
+            </w:pPr>
+            <w:r>
+              <w:t xml:space="preserve">Workload-to-workload allowlist between zones; cross-zone deny enforcement</w:t>
+            </w:r>
+          </w:p>
+        </w:tc>
+        <w:tc>
+          <w:tcPr/>
+          <w:p>
+            <w:pPr>
+              <w:pStyle w:val="Compact"/>
+            </w:pPr>
+            <w:r>
+              <w:t xml:space="preserve">Policy workspace + cross-zone violation log</w:t>
+            </w:r>
+          </w:p>
+        </w:tc>
+      </w:tr>
+      <w:tr>
+        <w:tc>
+          <w:tcPr/>
+          <w:p>
+            <w:pPr>
+              <w:pStyle w:val="Compact"/>
+            </w:pPr>
+            <w:r>
+              <w:t xml:space="preserve">System Integrity / Monitoring (FR3 / FR6)</w:t>
+            </w:r>
+          </w:p>
+        </w:tc>
+        <w:tc>
+          <w:tcPr/>
+          <w:p>
+            <w:pPr>
+              <w:pStyle w:val="Compact"/>
+            </w:pPr>
+            <w:r>
+              <w:t xml:space="preserve">Continuous flow + process telemetry; alerts on unauthorised conduit flow</w:t>
+            </w:r>
+          </w:p>
+        </w:tc>
+        <w:tc>
+          <w:tcPr/>
+          <w:p>
+            <w:pPr>
+              <w:pStyle w:val="Compact"/>
+            </w:pPr>
+            <w:r>
+              <w:t xml:space="preserve">Alert and anomaly log scoped to IEC-62443</w:t>
+            </w:r>
+          </w:p>
+        </w:tc>
+      </w:tr>
+      <w:tr>
+        <w:tc>
+          <w:tcPr/>
+          <w:p>
+            <w:pPr>
+              <w:pStyle w:val="Compact"/>
+            </w:pPr>
+            <w:r>
+              <w:t xml:space="preserve">Use Control (FR2) workload layer</w:t>
+            </w:r>
+          </w:p>
+        </w:tc>
+        <w:tc>
+          <w:tcPr/>
+          <w:p>
+            <w:pPr>
+              <w:pStyle w:val="Compact"/>
+            </w:pPr>
+            <w:r>
+              <w:t xml:space="preserve">Policy workspace + enforcement / violation log</w:t>
+            </w:r>
+          </w:p>
+        </w:tc>
+        <w:tc>
+          <w:tcPr/>
+          <w:p>
+            <w:pPr>
+              <w:pStyle w:val="Compact"/>
+            </w:pPr>
+            <w:r>
+              <w:t xml:space="preserve">Workload-to-workload use-control evidence</w:t>
+            </w:r>
+          </w:p>
+        </w:tc>
+      </w:tr>
+      <w:tr>
+        <w:tc>
+          <w:tcPr/>
+          <w:p>
+            <w:pPr>
+              <w:pStyle w:val="Compact"/>
+            </w:pPr>
+            <w:r>
+              <w:t xml:space="preserve">Data Confidentiality (FR4) detection</w:t>
+            </w:r>
+          </w:p>
+        </w:tc>
+        <w:tc>
+          <w:tcPr/>
+          <w:p>
+            <w:pPr>
+              <w:pStyle w:val="Compact"/>
+            </w:pPr>
+            <w:r>
+              <w:t xml:space="preserve">Plaintext-flow detection on regulated paths</w:t>
+            </w:r>
+          </w:p>
+        </w:tc>
+        <w:tc>
+          <w:tcPr/>
+          <w:p>
+            <w:pPr>
+              <w:pStyle w:val="Compact"/>
+            </w:pPr>
+            <w:r>
+              <w:t xml:space="preserve">Detection input only</w:t>
+            </w:r>
+          </w:p>
+        </w:tc>
+      </w:tr>
+      <w:tr>
+        <w:tc>
+          <w:tcPr/>
+          <w:p>
+            <w:pPr>
+              <w:pStyle w:val="Compact"/>
+            </w:pPr>
+            <w:r>
+              <w:t xml:space="preserve">Vulnerability handling</w:t>
+            </w:r>
+          </w:p>
+        </w:tc>
+        <w:tc>
+          <w:tcPr/>
+          <w:p>
+            <w:pPr>
+              <w:pStyle w:val="Compact"/>
+            </w:pPr>
+            <w:r>
+              <w:t xml:space="preserve">Reachability-weighted CVE on IT-side zone members</w:t>
+            </w:r>
+          </w:p>
+        </w:tc>
+        <w:tc>
+          <w:tcPr/>
+          <w:p>
+            <w:pPr>
+              <w:pStyle w:val="Compact"/>
+            </w:pPr>
+            <w:r>
+              <w:t xml:space="preserve">Prioritised remediation list with compensating-control register</w:t>
+            </w:r>
+          </w:p>
+        </w:tc>
+      </w:tr>
+      <w:tr>
+        <w:tc>
+          <w:tcPr/>
+          <w:p>
+            <w:pPr>
+              <w:pStyle w:val="Compact"/>
+            </w:pPr>
+            <w:r>
+              <w:t xml:space="preserve">Incident response (IT side)</w:t>
+            </w:r>
+          </w:p>
+        </w:tc>
+        <w:tc>
+          <w:tcPr/>
+          <w:p>
+            <w:pPr>
+              <w:pStyle w:val="Compact"/>
+            </w:pPr>
+            <w:r>
+              <w:t xml:space="preserve">Forensic flow + process telemetry</w:t>
+            </w:r>
+          </w:p>
+        </w:tc>
+        <w:tc>
+          <w:tcPr/>
+          <w:p>
+            <w:pPr>
+              <w:pStyle w:val="Compact"/>
+            </w:pPr>
+            <w:r>
+              <w:t xml:space="preserve">Investigation pack with timeline and impact scope</w:t>
+            </w:r>
+          </w:p>
+        </w:tc>
+      </w:tr>
+    </w:tbl>
+    <w:bookmarkEnd w:id="16"/>
+    <w:bookmarkStart w:id="17" w:name="evidence-collection-approach"/>
+    <w:p>
+      <w:pPr>
+        <w:pStyle w:val="Heading2"/>
+      </w:pPr>
+      <w:r>
+        <w:t xml:space="preserve">Evidence Collection Approach</w:t>
+      </w:r>
+    </w:p>
+    <w:p>
+      <w:pPr>
+        <w:pStyle w:val="FirstParagraph"/>
+      </w:pPr>
+      <w:r>
+        <w:t xml:space="preserve">The table below describes per-topic evidence collection - what to collect, the CSW source area, and a suggested cadence. The cadence should be tuned to the customer’s audit cycle, regulatory cadence, and risk appetite.</w:t>
+      </w:r>
+    </w:p>
+    <w:tbl>
+      <w:tblPr>
+        <w:tblStyle w:val="Table"/>
+        <w:tblW w:type="pct" w:w="5000"/>
+        <w:tblLayout w:type="fixed"/>
+        <w:tblLook w:firstRow="1" w:lastRow="0" w:firstColumn="0" w:lastColumn="0" w:noHBand="0" w:noVBand="0" w:val="0020"/>
+      </w:tblPr>
+      <w:tblGrid>
+        <w:gridCol w:w="1980"/>
+        <w:gridCol w:w="1980"/>
+        <w:gridCol w:w="1980"/>
+        <w:gridCol w:w="1980"/>
+      </w:tblGrid>
+      <w:tr>
+        <w:trPr>
+          <w:tblHeader w:val="on"/>
+        </w:trPr>
+        <w:tc>
+          <w:tcPr/>
+          <w:p>
+            <w:pPr>
+              <w:pStyle w:val="Compact"/>
+            </w:pPr>
+            <w:r>
+              <w:t xml:space="preserve">Topic</w:t>
+            </w:r>
+          </w:p>
+        </w:tc>
+        <w:tc>
+          <w:tcPr/>
+          <w:p>
+            <w:pPr>
+              <w:pStyle w:val="Compact"/>
+            </w:pPr>
+            <w:r>
+              <w:t xml:space="preserve">What to collect</w:t>
+            </w:r>
+          </w:p>
+        </w:tc>
+        <w:tc>
+          <w:tcPr/>
+          <w:p>
+            <w:pPr>
+              <w:pStyle w:val="Compact"/>
+            </w:pPr>
+            <w:r>
+              <w:t xml:space="preserve">CSW source</w:t>
+            </w:r>
+          </w:p>
+        </w:tc>
+        <w:tc>
+          <w:tcPr/>
+          <w:p>
+            <w:pPr>
+              <w:pStyle w:val="Compact"/>
+            </w:pPr>
+            <w:r>
+              <w:t xml:space="preserve">Suggested cadence</w:t>
+            </w:r>
+          </w:p>
+        </w:tc>
+      </w:tr>
+      <w:tr>
+        <w:tc>
+          <w:tcPr/>
+          <w:p>
+            <w:pPr>
+              <w:pStyle w:val="Compact"/>
+            </w:pPr>
+            <w:r>
+              <w:t xml:space="preserve">Zone inventory (IT side)</w:t>
+            </w:r>
+          </w:p>
+        </w:tc>
+        <w:tc>
+          <w:tcPr/>
+          <w:p>
+            <w:pPr>
+              <w:pStyle w:val="Compact"/>
+            </w:pPr>
+            <w:r>
+              <w:t xml:space="preserve">Workloads grouped by zone and conduit endpoint</w:t>
+            </w:r>
+          </w:p>
+        </w:tc>
+        <w:tc>
+          <w:tcPr/>
+          <w:p>
+            <w:pPr>
+              <w:pStyle w:val="Compact"/>
+            </w:pPr>
+            <w:r>
+              <w:t xml:space="preserve">Inventory + scope membership export with iec62443_zone label</w:t>
+            </w:r>
+          </w:p>
+        </w:tc>
+        <w:tc>
+          <w:tcPr/>
+          <w:p>
+            <w:pPr>
+              <w:pStyle w:val="Compact"/>
+            </w:pPr>
+            <w:r>
+              <w:t xml:space="preserve">Monthly</w:t>
+            </w:r>
+          </w:p>
+        </w:tc>
+      </w:tr>
+      <w:tr>
+        <w:tc>
+          <w:tcPr/>
+          <w:p>
+            <w:pPr>
+              <w:pStyle w:val="Compact"/>
+            </w:pPr>
+            <w:r>
+              <w:t xml:space="preserve">Conduit evidence</w:t>
+            </w:r>
+          </w:p>
+        </w:tc>
+        <w:tc>
+          <w:tcPr/>
+          <w:p>
+            <w:pPr>
+              <w:pStyle w:val="Compact"/>
+            </w:pPr>
+            <w:r>
+              <w:t xml:space="preserve">Observed and approved IT-side conduit flows</w:t>
+            </w:r>
+          </w:p>
+        </w:tc>
+        <w:tc>
+          <w:tcPr/>
+          <w:p>
+            <w:pPr>
+              <w:pStyle w:val="Compact"/>
+            </w:pPr>
+            <w:r>
+              <w:t xml:space="preserve">ADM workspace export + policy workspace export</w:t>
+            </w:r>
+          </w:p>
+        </w:tc>
+        <w:tc>
+          <w:tcPr/>
+          <w:p>
+            <w:pPr>
+              <w:pStyle w:val="Compact"/>
+            </w:pPr>
+            <w:r>
+              <w:t xml:space="preserve">Quarterly</w:t>
+            </w:r>
+          </w:p>
+        </w:tc>
+      </w:tr>
+      <w:tr>
+        <w:tc>
+          <w:tcPr/>
+          <w:p>
+            <w:pPr>
+              <w:pStyle w:val="Compact"/>
+            </w:pPr>
+            <w:r>
+              <w:t xml:space="preserve">Cross-zone deny evidence</w:t>
+            </w:r>
+          </w:p>
+        </w:tc>
+        <w:tc>
+          <w:tcPr/>
+          <w:p>
+            <w:pPr>
+              <w:pStyle w:val="Compact"/>
+            </w:pPr>
+            <w:r>
+              <w:t xml:space="preserve">Cross-zone violation log</w:t>
+            </w:r>
+          </w:p>
+        </w:tc>
+        <w:tc>
+          <w:tcPr/>
+          <w:p>
+            <w:pPr>
+              <w:pStyle w:val="Compact"/>
+            </w:pPr>
+            <w:r>
+              <w:t xml:space="preserve">Policy analysis output</w:t>
+            </w:r>
+          </w:p>
+        </w:tc>
+        <w:tc>
+          <w:tcPr/>
+          <w:p>
+            <w:pPr>
+              <w:pStyle w:val="Compact"/>
+            </w:pPr>
+            <w:r>
+              <w:t xml:space="preserve">Continuous; reviewed quarterly</w:t>
+            </w:r>
+          </w:p>
+        </w:tc>
+      </w:tr>
+      <w:tr>
+        <w:tc>
+          <w:tcPr/>
+          <w:p>
+            <w:pPr>
+              <w:pStyle w:val="Compact"/>
+            </w:pPr>
+            <w:r>
+              <w:t xml:space="preserve">Vulnerability + reachability</w:t>
+            </w:r>
+          </w:p>
+        </w:tc>
+        <w:tc>
+          <w:tcPr/>
+          <w:p>
+            <w:pPr>
+              <w:pStyle w:val="Compact"/>
+            </w:pPr>
+            <w:r>
+              <w:t xml:space="preserve">CVE list weighted by reach into OT-side zones</w:t>
+            </w:r>
+          </w:p>
+        </w:tc>
+        <w:tc>
+          <w:tcPr/>
+          <w:p>
+            <w:pPr>
+              <w:pStyle w:val="Compact"/>
+            </w:pPr>
+            <w:r>
+              <w:t xml:space="preserve">Vulnerability report scoped to IEC-62443</w:t>
+            </w:r>
+          </w:p>
+        </w:tc>
+        <w:tc>
+          <w:tcPr/>
+          <w:p>
+            <w:pPr>
+              <w:pStyle w:val="Compact"/>
+            </w:pPr>
+            <w:r>
+              <w:t xml:space="preserve">Monthly</w:t>
+            </w:r>
+          </w:p>
+        </w:tc>
+      </w:tr>
+      <w:tr>
+        <w:tc>
+          <w:tcPr/>
+          <w:p>
+            <w:pPr>
+              <w:pStyle w:val="Compact"/>
+            </w:pPr>
+            <w:r>
+              <w:t xml:space="preserve">Incident sample</w:t>
+            </w:r>
+          </w:p>
+        </w:tc>
+        <w:tc>
+          <w:tcPr/>
+          <w:p>
+            <w:pPr>
+              <w:pStyle w:val="Compact"/>
+            </w:pPr>
+            <w:r>
+              <w:t xml:space="preserve">One representative IT-side incident timeline</w:t>
+            </w:r>
+          </w:p>
+        </w:tc>
+        <w:tc>
+          <w:tcPr/>
+          <w:p>
+            <w:pPr>
+              <w:pStyle w:val="Compact"/>
+            </w:pPr>
+            <w:r>
+              <w:t xml:space="preserve">Flow + process search</w:t>
+            </w:r>
+          </w:p>
+        </w:tc>
+        <w:tc>
+          <w:tcPr/>
+          <w:p>
+            <w:pPr>
+              <w:pStyle w:val="Compact"/>
+            </w:pPr>
+            <w:r>
+              <w:t xml:space="preserve">Per incident; one representative sample per audit cycle</w:t>
+            </w:r>
+          </w:p>
+        </w:tc>
+      </w:tr>
+    </w:tbl>
+    <w:bookmarkEnd w:id="17"/>
+    <w:bookmarkStart w:id="18" w:name="pov-workshop-approach"/>
     <w:p>
       <w:pPr>
         <w:pStyle w:val="Heading2"/>
@@ -366,7 +1072,7 @@
         </w:numPr>
       </w:pPr>
       <w:r>
-        <w:t xml:space="preserve">Select one business service, regulated boundary, or critical workload group.</w:t>
+        <w:t xml:space="preserve">Confirm the framework version and assessment cycle with the customer’s compliance team.</w:t>
       </w:r>
     </w:p>
     <w:p>
@@ -378,7 +1084,7 @@
         </w:numPr>
       </w:pPr>
       <w:r>
-        <w:t xml:space="preserve">Validate workload coverage and install sensors or configure supported connectors.</w:t>
+        <w:t xml:space="preserve">Select one business service, regulated boundary, or critical workload group to start with; do not attempt to instrument the entire estate in the POV.</w:t>
       </w:r>
     </w:p>
     <w:p>
@@ -390,7 +1096,7 @@
         </w:numPr>
       </w:pPr>
       <w:r>
-        <w:t xml:space="preserve">Apply labels for application, environment, owner, data class, criticality, compliance scope, and lifecycle.</w:t>
+        <w:t xml:space="preserve">Validate workload coverage and install sensors or configure supported connectors. Document the cannot-instrument register; this is itself evidence.</w:t>
       </w:r>
     </w:p>
     <w:p>
@@ -402,7 +1108,76 @@
         </w:numPr>
       </w:pPr>
       <w:r>
-        <w:t xml:space="preserve">Observe flows over a representative business window.</w:t>
+        <w:t xml:space="preserve">Apply labels for application, environment, owner, data class, criticality, compliance scope, and any framework-specific tags (e.g. </w:t>
+      </w:r>
+      <w:r>
+        <w:rPr>
+          <w:rStyle w:val="VerbatimChar"/>
+        </w:rPr>
+        <w:t xml:space="preserve">tenant</w:t>
+      </w:r>
+      <w:r>
+        <w:t xml:space="preserve">,</w:t>
+      </w:r>
+      <w:r>
+        <w:t xml:space="preserve"> </w:t>
+      </w:r>
+      <w:r>
+        <w:rPr>
+          <w:rStyle w:val="VerbatimChar"/>
+        </w:rPr>
+        <w:t xml:space="preserve">prototype</w:t>
+      </w:r>
+      <w:r>
+        <w:t xml:space="preserve">,</w:t>
+      </w:r>
+      <w:r>
+        <w:t xml:space="preserve"> </w:t>
+      </w:r>
+      <w:r>
+        <w:rPr>
+          <w:rStyle w:val="VerbatimChar"/>
+        </w:rPr>
+        <w:t xml:space="preserve">isa_level</w:t>
+      </w:r>
+      <w:r>
+        <w:t xml:space="preserve">,</w:t>
+      </w:r>
+      <w:r>
+        <w:t xml:space="preserve"> </w:t>
+      </w:r>
+      <w:r>
+        <w:rPr>
+          <w:rStyle w:val="VerbatimChar"/>
+        </w:rPr>
+        <w:t xml:space="preserve">npi</w:t>
+      </w:r>
+      <w:r>
+        <w:t xml:space="preserve">,</w:t>
+      </w:r>
+      <w:r>
+        <w:t xml:space="preserve"> </w:t>
+      </w:r>
+      <w:r>
+        <w:rPr>
+          <w:rStyle w:val="VerbatimChar"/>
+        </w:rPr>
+        <w:t xml:space="preserve">cui</w:t>
+      </w:r>
+      <w:r>
+        <w:t xml:space="preserve">,</w:t>
+      </w:r>
+      <w:r>
+        <w:t xml:space="preserve"> </w:t>
+      </w:r>
+      <w:r>
+        <w:rPr>
+          <w:rStyle w:val="VerbatimChar"/>
+        </w:rPr>
+        <w:t xml:space="preserve">ephi</w:t>
+      </w:r>
+      <w:r>
+        <w:t xml:space="preserve">).</w:t>
       </w:r>
     </w:p>
     <w:p>
@@ -414,7 +1189,7 @@
         </w:numPr>
       </w:pPr>
       <w:r>
-        <w:t xml:space="preserve">Use ADM to generate a candidate policy and review it with the application owner.</w:t>
+        <w:t xml:space="preserve">Observe flows over a representative business window. Minimum two weeks; longer if the customer has month-end, quarterly, or seasonal cycles relevant to the scope.</w:t>
       </w:r>
     </w:p>
     <w:p>
@@ -426,11 +1201,23 @@
         </w:numPr>
       </w:pPr>
       <w:r>
-        <w:t xml:space="preserve">Package inventory, scope, flows, policy, exceptions, and known gaps as the evidence output.</w:t>
-      </w:r>
-    </w:p>
-    <w:bookmarkEnd w:id="14"/>
-    <w:bookmarkStart w:id="15" w:name="boundaries-and-complementary-controls"/>
+        <w:t xml:space="preserve">Use ADM to generate a candidate policy. Review with the application owner. Run in Simulation mode for at least two weeks before any enforcement.</w:t>
+      </w:r>
+    </w:p>
+    <w:p>
+      <w:pPr>
+        <w:pStyle w:val="Compact"/>
+        <w:numPr>
+          <w:ilvl w:val="0"/>
+          <w:numId w:val="1003"/>
+        </w:numPr>
+      </w:pPr>
+      <w:r>
+        <w:t xml:space="preserve">Package inventory, scope, flows, policy, exceptions, and known gaps as the evidence output. Cross-reference this report’s evidence collection table with the customer’s existing audit work-papers.</w:t>
+      </w:r>
+    </w:p>
+    <w:bookmarkEnd w:id="18"/>
+    <w:bookmarkStart w:id="19" w:name="boundaries-and-complementary-controls"/>
     <w:p>
       <w:pPr>
         <w:pStyle w:val="Heading2"/>
@@ -444,16 +1231,34 @@
         <w:pStyle w:val="FirstParagraph"/>
       </w:pPr>
       <w:r>
-        <w:t xml:space="preserve">CSW does not replace OT-native asset discovery or protocol inspection. Pair it with Cisco Cyber Vision, Claroty, Nozomi, Dragos, OT firewalls, and plant change control for PLC, RTU, IED, and fieldbus layers.</w:t>
-      </w:r>
-    </w:p>
-    <w:bookmarkEnd w:id="15"/>
-    <w:bookmarkStart w:id="16" w:name="disclaimer"/>
+        <w:t xml:space="preserve">CSW does not certify against IEC 62443, parse OT protocols, enforce SR controls on OT components, manage OT change windows, or replace an OT-native product (Cyber Vision, Claroty, Nozomi, Dragos) for OT device discovery and protocol inspection.</w:t>
+      </w:r>
+    </w:p>
+    <w:bookmarkEnd w:id="19"/>
+    <w:bookmarkStart w:id="20" w:name="assessor-auditor-caveat"/>
     <w:p>
       <w:pPr>
         <w:pStyle w:val="Heading2"/>
       </w:pPr>
       <w:r>
+        <w:t xml:space="preserve">Assessor / Auditor Caveat</w:t>
+      </w:r>
+    </w:p>
+    <w:p>
+      <w:pPr>
+        <w:pStyle w:val="FirstParagraph"/>
+      </w:pPr>
+      <w:r>
+        <w:t xml:space="preserve">CSW provides technical evidence inputs. The customer’s qualified assessor, auditor, certifying body, or regulator determines compliance status. Validate all framework-topic mappings, control IDs, paragraph references, and section numbers in this report against the current official framework text. If the customer is being assessed against a version other than the one referenced in the framework version note above, revalidate before use.</w:t>
+      </w:r>
+    </w:p>
+    <w:bookmarkEnd w:id="20"/>
+    <w:bookmarkStart w:id="21" w:name="disclaimer"/>
+    <w:p>
+      <w:pPr>
+        <w:pStyle w:val="Heading2"/>
+      </w:pPr>
+      <w:r>
         <w:t xml:space="preserve">Disclaimer</w:t>
       </w:r>
     </w:p>
@@ -465,8 +1270,8 @@
         <w:t xml:space="preserve">This report is for informational and planning purposes. It is not legal, regulatory, audit, or certification advice. Validate all mappings against the current official framework text, the customer’s environment, and qualified compliance, legal, and audit professionals.</w:t>
       </w:r>
     </w:p>
-    <w:bookmarkEnd w:id="16"/>
-    <w:bookmarkEnd w:id="17"/>
+    <w:bookmarkEnd w:id="21"/>
+    <w:bookmarkEnd w:id="22"/>
     <w:sectPr>
       <w:footnotePr>
         <w:numRestart w:val="eachSect"/>
